--- a/docs/master/doc/00_ONSURE_MASTER_DESIGN_SET.docx
+++ b/docs/master/doc/00_ONSURE_MASTER_DESIGN_SET.docx
@@ -351,6 +351,26 @@
       </w:pPr>
       <w:r>
         <w:t xml:space="preserve">VS Code는 지속 학습, 지속 리뷰, 지속 검증, 지속 개선을 제공한다.</w:t>
+      </w:r>
+    </w:p>
+    <w:p>
+      <w:pPr>
+        <w:pStyle w:val="BodyText"/>
+      </w:pPr>
+      <w:r>
+        <w:t xml:space="preserve">Unlimited는 등록·활성화 가능한 System·Program 수 제한만 제거하는 옵션이며, AI·학습·GPU·컴퓨팅·Storage·전문가 지원까지 무제한을 의미하지 않는다(</w:t>
+      </w:r>
+      <w:r>
+        <w:rPr>
+          <w:rStyle w:val="VerbatimChar"/>
+        </w:rPr>
+        <w:t xml:space="preserve">docs/v2/00_MASTER_INDEX.md</w:t>
+      </w:r>
+      <w:r>
+        <w:t xml:space="preserve"> </w:t>
+      </w:r>
+      <w:r>
+        <w:t xml:space="preserve">§4). Seat, Credit, 동시 실행, Compute, Storage는 별도 계약 한도를 적용한다.</w:t>
       </w:r>
     </w:p>
     <w:bookmarkEnd w:id="24"/>

--- a/docs/master/doc/00_ONSURE_MASTER_DESIGN_SET.docx
+++ b/docs/master/doc/00_ONSURE_MASTER_DESIGN_SET.docx
@@ -10,7 +10,7 @@
         <w:t xml:space="preserve">00_ONSURE_MASTER_DESIGN_SET</w:t>
       </w:r>
     </w:p>
-    <w:bookmarkStart w:id="35" w:name="onsure-master-design-set"/>
+    <w:bookmarkStart w:id="41" w:name="onsure-master-design-set"/>
     <w:p>
       <w:pPr>
         <w:pStyle w:val="Heading1"/>
@@ -37,7 +37,7 @@
       </w:r>
     </w:p>
     <w:bookmarkEnd w:id="20"/>
-    <w:bookmarkStart w:id="21" w:name="제품-정의"/>
+    <w:bookmarkStart w:id="24" w:name="제품-정의"/>
     <w:p>
       <w:pPr>
         <w:pStyle w:val="Heading2"/>
@@ -51,7 +51,33 @@
         <w:pStyle w:val="FirstParagraph"/>
       </w:pPr>
       <w:r>
-        <w:t xml:space="preserve">ONSure는 AI가 작성하거나 AI를 포함한 소프트웨어를 대상으로 다음 전 과정을 수행하는 AI Software Engineering Assurance Platform이다.</w:t>
+        <w:t xml:space="preserve">ONSure는 AI가 작성하거나 AI를 포함한 소프트웨어를 대상으로 다음 전 과정을 수행하는 AI Software Engineering Assurance Platform이다. 핵심은</w:t>
+      </w:r>
+      <w:r>
+        <w:t xml:space="preserve"> </w:t>
+      </w:r>
+      <w:r>
+        <w:rPr>
+          <w:bCs/>
+          <w:b/>
+        </w:rPr>
+        <w:t xml:space="preserve">학습(Learn)</w:t>
+      </w:r>
+      <w:r>
+        <w:t xml:space="preserve">과</w:t>
+      </w:r>
+      <w:r>
+        <w:t xml:space="preserve"> </w:t>
+      </w:r>
+      <w:r>
+        <w:rPr>
+          <w:bCs/>
+          <w:b/>
+        </w:rPr>
+        <w:t xml:space="preserve">검증(Verify)</w:t>
+      </w:r>
+      <w:r>
+        <w:t xml:space="preserve">이며, 이 둘을 축으로 Review·Improve까지 이어진다.</w:t>
       </w:r>
     </w:p>
     <w:p>
@@ -146,8 +172,231 @@
         <w:t xml:space="preserve">Remember: 유효했던 개선과 실패 패턴을 재사용 가능한 지식으로 축적한다.</w:t>
       </w:r>
     </w:p>
-    <w:bookmarkEnd w:id="21"/>
-    <w:bookmarkStart w:id="22" w:name="독립성-원칙"/>
+    <w:bookmarkStart w:id="22" w:name="두-종류의-학습"/>
+    <w:p>
+      <w:pPr>
+        <w:pStyle w:val="Heading3"/>
+      </w:pPr>
+      <w:r>
+        <w:t xml:space="preserve">2-1. 두 종류의 학습</w:t>
+      </w:r>
+    </w:p>
+    <w:p>
+      <w:pPr>
+        <w:pStyle w:val="FirstParagraph"/>
+      </w:pPr>
+      <w:r>
+        <w:t xml:space="preserve">ONSure가 말하는</w:t>
+      </w:r>
+      <w:r>
+        <w:t xml:space="preserve"> </w:t>
+      </w:r>
+      <w:r>
+        <w:t xml:space="preserve">“</w:t>
+      </w:r>
+      <w:r>
+        <w:t xml:space="preserve">학습</w:t>
+      </w:r>
+      <w:r>
+        <w:t xml:space="preserve">”</w:t>
+      </w:r>
+      <w:r>
+        <w:t xml:space="preserve">은 반드시 둘을 구분한다.</w:t>
+      </w:r>
+    </w:p>
+    <w:p>
+      <w:pPr>
+        <w:numPr>
+          <w:ilvl w:val="0"/>
+          <w:numId w:val="1002"/>
+        </w:numPr>
+        <w:pStyle w:val="Compact"/>
+      </w:pPr>
+      <w:r>
+        <w:rPr>
+          <w:bCs/>
+          <w:b/>
+        </w:rPr>
+        <w:t xml:space="preserve">Program Understanding Learning</w:t>
+      </w:r>
+      <w:r>
+        <w:t xml:space="preserve">(위 Understand, OLearning이 수행): ONSure가 대상 프로그램의 목적·구조·기능·행동·실행환경을 학습한다. ONSure 자신의 판정 능력을 위한 학습이다.</w:t>
+      </w:r>
+    </w:p>
+    <w:p>
+      <w:pPr>
+        <w:numPr>
+          <w:ilvl w:val="0"/>
+          <w:numId w:val="1002"/>
+        </w:numPr>
+        <w:pStyle w:val="Compact"/>
+      </w:pPr>
+      <w:r>
+        <w:rPr>
+          <w:bCs/>
+          <w:b/>
+        </w:rPr>
+        <w:t xml:space="preserve">Target AI Auto-Learning</w:t>
+      </w:r>
+      <w:r>
+        <w:t xml:space="preserve">(OTraining이 수행,</w:t>
+      </w:r>
+      <w:r>
+        <w:t xml:space="preserve"> </w:t>
+      </w:r>
+      <w:hyperlink r:id="rId21">
+        <w:r>
+          <w:rPr>
+            <w:rStyle w:val="Hyperlink"/>
+          </w:rPr>
+          <w:t xml:space="preserve">02_FUNCTIONAL_REQUIREMENTS_AND_PROGRAMS.md</w:t>
+        </w:r>
+      </w:hyperlink>
+      <w:r>
+        <w:t xml:space="preserve"> </w:t>
+      </w:r>
+      <w:r>
+        <w:t xml:space="preserve">§7-2): 검증된 Finding과 승인된 목표에 근거해</w:t>
+      </w:r>
+      <w:r>
+        <w:t xml:space="preserve"> </w:t>
+      </w:r>
+      <w:r>
+        <w:rPr>
+          <w:bCs/>
+          <w:b/>
+        </w:rPr>
+        <w:t xml:space="preserve">대상 프로그램 안의 RAG·Prompt·Agent·Model 자체</w:t>
+      </w:r>
+      <w:r>
+        <w:t xml:space="preserve">를 실제 데이터로 재학습·개선한다. 코드 Patch(Improve)를 넘어서는 별도 축이며, 목적·입력·산출물·비용·위험·라이선스 단위를 Program Understanding Learning과 분리한다.</w:t>
+      </w:r>
+    </w:p>
+    <w:p>
+      <w:pPr>
+        <w:pStyle w:val="FirstParagraph"/>
+      </w:pPr>
+      <w:r>
+        <w:t xml:space="preserve">두 학습이 모두 검증 Finding에서 시작해 독립 재검증을 거쳐야 배포된다는 원칙(Fail-closed, 자기 자신 승인 금지)은 동일하다. Target AI Auto-Learning을 포함하는 확장 흐름은 다음과 같다.</w:t>
+      </w:r>
+    </w:p>
+    <w:p>
+      <w:pPr>
+        <w:pStyle w:val="BodyText"/>
+      </w:pPr>
+      <w:r>
+        <w:t xml:space="preserve">Understand → Verify → Diagnose → Decide(Improve 또는 Train) → Improve 또는 Train → Independently Re-verify → Prove → Deploy → Observe → Re-learn</w:t>
+      </w:r>
+    </w:p>
+    <w:p>
+      <w:pPr>
+        <w:numPr>
+          <w:ilvl w:val="0"/>
+          <w:numId w:val="1003"/>
+        </w:numPr>
+        <w:pStyle w:val="Compact"/>
+      </w:pPr>
+      <w:r>
+        <w:t xml:space="preserve">Diagnose: RCA로 원인이 코드·정책·데이터·검색(RAG)·Prompt·Agent·Model 중 어디에 있는지 판정한다(</w:t>
+      </w:r>
+      <w:hyperlink r:id="rId21">
+        <w:r>
+          <w:rPr>
+            <w:rStyle w:val="Hyperlink"/>
+          </w:rPr>
+          <w:t xml:space="preserve">02 §7 OImprovement</w:t>
+        </w:r>
+      </w:hyperlink>
+      <w:r>
+        <w:t xml:space="preserve">와</w:t>
+      </w:r>
+      <w:r>
+        <w:t xml:space="preserve"> </w:t>
+      </w:r>
+      <w:hyperlink r:id="rId21">
+        <w:r>
+          <w:rPr>
+            <w:rStyle w:val="Hyperlink"/>
+          </w:rPr>
+          <w:t xml:space="preserve">02 §7-2 OTraining</w:t>
+        </w:r>
+      </w:hyperlink>
+      <w:r>
+        <w:t xml:space="preserve">이 공유하는 RCA).</w:t>
+      </w:r>
+    </w:p>
+    <w:p>
+      <w:pPr>
+        <w:numPr>
+          <w:ilvl w:val="0"/>
+          <w:numId w:val="1003"/>
+        </w:numPr>
+        <w:pStyle w:val="Compact"/>
+      </w:pPr>
+      <w:r>
+        <w:t xml:space="preserve">Decide: 원인에 따라 코드 Patch(Improve)로 고칠지, AI 구성요소 재학습(Train)으로 고칠지 결정한다.</w:t>
+      </w:r>
+    </w:p>
+    <w:p>
+      <w:pPr>
+        <w:numPr>
+          <w:ilvl w:val="0"/>
+          <w:numId w:val="1003"/>
+        </w:numPr>
+        <w:pStyle w:val="Compact"/>
+      </w:pPr>
+      <w:r>
+        <w:t xml:space="preserve">Deploy/Observe/Re-learn: 승인된 개선·재학습을 배포한 뒤 운영 데이터를 관찰하고, 새 실패·성능저하가 확인되면 다시 Diagnose로 돌아간다. Deploy는 자동이 아니며 §6의 배포 승인 경계를 따른다.</w:t>
+      </w:r>
+    </w:p>
+    <w:bookmarkEnd w:id="22"/>
+    <w:bookmarkStart w:id="23" w:name="재귀학습-원칙은-onsure-자신에게도-적용된다"/>
+    <w:p>
+      <w:pPr>
+        <w:pStyle w:val="Heading3"/>
+      </w:pPr>
+      <w:r>
+        <w:t xml:space="preserve">2-2. 재귀학습 원칙은 ONSure 자신에게도 적용된다</w:t>
+      </w:r>
+    </w:p>
+    <w:p>
+      <w:pPr>
+        <w:pStyle w:val="FirstParagraph"/>
+      </w:pPr>
+      <w:r>
+        <w:t xml:space="preserve">OMemory(§5)의 재귀학습(자동 판정이 놓친 결함을 RCA→개정→회귀→승격으로 흡수해 ONSure 자신의 탐지 능력을 보강하는 루프,</w:t>
+      </w:r>
+      <w:r>
+        <w:t xml:space="preserve"> </w:t>
+      </w:r>
+      <w:hyperlink r:id="rId21">
+        <w:r>
+          <w:rPr>
+            <w:rStyle w:val="Hyperlink"/>
+          </w:rPr>
+          <w:t xml:space="preserve">02 §7-1</w:t>
+        </w:r>
+      </w:hyperlink>
+      <w:r>
+        <w:t xml:space="preserve">)과 Target AI Auto-Learning(대상 프로그램의 AI를 재학습하는 루프)은</w:t>
+      </w:r>
+      <w:r>
+        <w:t xml:space="preserve"> </w:t>
+      </w:r>
+      <w:r>
+        <w:rPr>
+          <w:bCs/>
+          <w:b/>
+        </w:rPr>
+        <w:t xml:space="preserve">같은 원칙을 공유하는 두 적용 사례</w:t>
+      </w:r>
+      <w:r>
+        <w:t xml:space="preserve">다. 검증된 근거에서만 시작하고, 자기 자신이 낸 개정을 스스로 승인하지 않으며, 독립 재검증을 통과해야 승격·배포된다. ONSure는 대상 프로그램만 재귀학습시키는 도구가 아니라, 그 재귀학습 원칙을 자기 자신의 판정 능력에도 동일하게 적용하는 도구다.</w:t>
+      </w:r>
+    </w:p>
+    <w:bookmarkEnd w:id="23"/>
+    <w:bookmarkEnd w:id="24"/>
+    <w:bookmarkStart w:id="25" w:name="독립성-원칙"/>
     <w:p>
       <w:pPr>
         <w:pStyle w:val="Heading2"/>
@@ -160,7 +409,7 @@
       <w:pPr>
         <w:numPr>
           <w:ilvl w:val="0"/>
-          <w:numId w:val="1002"/>
+          <w:numId w:val="1004"/>
         </w:numPr>
         <w:pStyle w:val="Compact"/>
       </w:pPr>
@@ -172,7 +421,7 @@
       <w:pPr>
         <w:numPr>
           <w:ilvl w:val="0"/>
-          <w:numId w:val="1002"/>
+          <w:numId w:val="1004"/>
         </w:numPr>
         <w:pStyle w:val="Compact"/>
       </w:pPr>
@@ -184,7 +433,7 @@
       <w:pPr>
         <w:numPr>
           <w:ilvl w:val="0"/>
-          <w:numId w:val="1002"/>
+          <w:numId w:val="1004"/>
         </w:numPr>
         <w:pStyle w:val="Compact"/>
       </w:pPr>
@@ -196,7 +445,7 @@
       <w:pPr>
         <w:numPr>
           <w:ilvl w:val="0"/>
-          <w:numId w:val="1002"/>
+          <w:numId w:val="1004"/>
         </w:numPr>
         <w:pStyle w:val="Compact"/>
       </w:pPr>
@@ -204,8 +453,8 @@
         <w:t xml:space="preserve">ONSure는 라이선스를 생성하거나 임의 변경하지 않는다. Validate, Consume, Report만 수행한다.</w:t>
       </w:r>
     </w:p>
-    <w:bookmarkEnd w:id="22"/>
-    <w:bookmarkStart w:id="25" w:name="상품-체계"/>
+    <w:bookmarkEnd w:id="25"/>
+    <w:bookmarkStart w:id="28" w:name="상품-체계"/>
     <w:p>
       <w:pPr>
         <w:pStyle w:val="Heading2"/>
@@ -214,7 +463,7 @@
         <w:t xml:space="preserve">4. 상품 체계</w:t>
       </w:r>
     </w:p>
-    <w:bookmarkStart w:id="23" w:name="web-one-time-service"/>
+    <w:bookmarkStart w:id="26" w:name="web-one-time-service"/>
     <w:p>
       <w:pPr>
         <w:pStyle w:val="Heading3"/>
@@ -227,7 +476,7 @@
       <w:pPr>
         <w:numPr>
           <w:ilvl w:val="0"/>
-          <w:numId w:val="1003"/>
+          <w:numId w:val="1005"/>
         </w:numPr>
         <w:pStyle w:val="Compact"/>
       </w:pPr>
@@ -239,7 +488,7 @@
       <w:pPr>
         <w:numPr>
           <w:ilvl w:val="0"/>
-          <w:numId w:val="1003"/>
+          <w:numId w:val="1005"/>
         </w:numPr>
         <w:pStyle w:val="Compact"/>
       </w:pPr>
@@ -251,7 +500,7 @@
       <w:pPr>
         <w:numPr>
           <w:ilvl w:val="0"/>
-          <w:numId w:val="1003"/>
+          <w:numId w:val="1005"/>
         </w:numPr>
         <w:pStyle w:val="Compact"/>
       </w:pPr>
@@ -263,7 +512,7 @@
       <w:pPr>
         <w:numPr>
           <w:ilvl w:val="0"/>
-          <w:numId w:val="1003"/>
+          <w:numId w:val="1005"/>
         </w:numPr>
         <w:pStyle w:val="Compact"/>
       </w:pPr>
@@ -287,8 +536,8 @@
         <w:t xml:space="preserve">Service Case = System + Programs + Baseline + Scope + Capacity + Validity + Deliverables</w:t>
       </w:r>
     </w:p>
-    <w:bookmarkEnd w:id="23"/>
-    <w:bookmarkStart w:id="24" w:name="vs-code-continuous-subscription"/>
+    <w:bookmarkEnd w:id="26"/>
+    <w:bookmarkStart w:id="27" w:name="vs-code-continuous-subscription"/>
     <w:p>
       <w:pPr>
         <w:pStyle w:val="Heading3"/>
@@ -301,7 +550,7 @@
       <w:pPr>
         <w:numPr>
           <w:ilvl w:val="0"/>
-          <w:numId w:val="1004"/>
+          <w:numId w:val="1006"/>
         </w:numPr>
         <w:pStyle w:val="Compact"/>
       </w:pPr>
@@ -313,7 +562,7 @@
       <w:pPr>
         <w:numPr>
           <w:ilvl w:val="0"/>
-          <w:numId w:val="1004"/>
+          <w:numId w:val="1006"/>
         </w:numPr>
         <w:pStyle w:val="Compact"/>
       </w:pPr>
@@ -325,7 +574,7 @@
       <w:pPr>
         <w:numPr>
           <w:ilvl w:val="0"/>
-          <w:numId w:val="1004"/>
+          <w:numId w:val="1006"/>
         </w:numPr>
         <w:pStyle w:val="Compact"/>
       </w:pPr>
@@ -337,7 +586,7 @@
       <w:pPr>
         <w:numPr>
           <w:ilvl w:val="0"/>
-          <w:numId w:val="1004"/>
+          <w:numId w:val="1006"/>
         </w:numPr>
         <w:pStyle w:val="Compact"/>
       </w:pPr>
@@ -373,9 +622,9 @@
         <w:t xml:space="preserve">§4). Seat, Credit, 동시 실행, Compute, Storage는 별도 계약 한도를 적용한다.</w:t>
       </w:r>
     </w:p>
-    <w:bookmarkEnd w:id="24"/>
-    <w:bookmarkEnd w:id="25"/>
-    <w:bookmarkStart w:id="26" w:name="프로그램-구성"/>
+    <w:bookmarkEnd w:id="27"/>
+    <w:bookmarkEnd w:id="28"/>
+    <w:bookmarkStart w:id="29" w:name="프로그램-구성"/>
     <w:p>
       <w:pPr>
         <w:pStyle w:val="Heading2"/>
@@ -388,7 +637,7 @@
       <w:pPr>
         <w:numPr>
           <w:ilvl w:val="0"/>
-          <w:numId w:val="1005"/>
+          <w:numId w:val="1007"/>
         </w:numPr>
         <w:pStyle w:val="Compact"/>
       </w:pPr>
@@ -400,7 +649,7 @@
       <w:pPr>
         <w:numPr>
           <w:ilvl w:val="0"/>
-          <w:numId w:val="1005"/>
+          <w:numId w:val="1007"/>
         </w:numPr>
         <w:pStyle w:val="Compact"/>
       </w:pPr>
@@ -412,7 +661,7 @@
       <w:pPr>
         <w:numPr>
           <w:ilvl w:val="0"/>
-          <w:numId w:val="1005"/>
+          <w:numId w:val="1007"/>
         </w:numPr>
         <w:pStyle w:val="Compact"/>
       </w:pPr>
@@ -424,7 +673,7 @@
       <w:pPr>
         <w:numPr>
           <w:ilvl w:val="0"/>
-          <w:numId w:val="1005"/>
+          <w:numId w:val="1007"/>
         </w:numPr>
         <w:pStyle w:val="Compact"/>
       </w:pPr>
@@ -436,7 +685,7 @@
       <w:pPr>
         <w:numPr>
           <w:ilvl w:val="0"/>
-          <w:numId w:val="1005"/>
+          <w:numId w:val="1007"/>
         </w:numPr>
         <w:pStyle w:val="Compact"/>
       </w:pPr>
@@ -448,7 +697,19 @@
       <w:pPr>
         <w:numPr>
           <w:ilvl w:val="0"/>
-          <w:numId w:val="1005"/>
+          <w:numId w:val="1007"/>
+        </w:numPr>
+        <w:pStyle w:val="Compact"/>
+      </w:pPr>
+      <w:r>
+        <w:t xml:space="preserve">OTraining: 검증된 Finding과 승인된 목표에 근거해 대상 프로그램의 RAG·Prompt·Agent·Model을 재학습·개선하고, 배포 전 독립 재검증을 거친다(Target AI Auto-Learning).</w:t>
+      </w:r>
+    </w:p>
+    <w:p>
+      <w:pPr>
+        <w:numPr>
+          <w:ilvl w:val="0"/>
+          <w:numId w:val="1007"/>
         </w:numPr>
         <w:pStyle w:val="Compact"/>
       </w:pPr>
@@ -460,7 +721,7 @@
       <w:pPr>
         <w:numPr>
           <w:ilvl w:val="0"/>
-          <w:numId w:val="1005"/>
+          <w:numId w:val="1007"/>
         </w:numPr>
         <w:pStyle w:val="Compact"/>
       </w:pPr>
@@ -472,7 +733,7 @@
       <w:pPr>
         <w:numPr>
           <w:ilvl w:val="0"/>
-          <w:numId w:val="1005"/>
+          <w:numId w:val="1007"/>
         </w:numPr>
         <w:pStyle w:val="Compact"/>
       </w:pPr>
@@ -484,7 +745,7 @@
       <w:pPr>
         <w:numPr>
           <w:ilvl w:val="0"/>
-          <w:numId w:val="1005"/>
+          <w:numId w:val="1007"/>
         </w:numPr>
         <w:pStyle w:val="Compact"/>
       </w:pPr>
@@ -496,7 +757,7 @@
       <w:pPr>
         <w:numPr>
           <w:ilvl w:val="0"/>
-          <w:numId w:val="1005"/>
+          <w:numId w:val="1007"/>
         </w:numPr>
         <w:pStyle w:val="Compact"/>
       </w:pPr>
@@ -504,8 +765,8 @@
         <w:t xml:space="preserve">OLicense Adapter: ORUDA/OLicense의 Entitlement와 Credit을 검증·소비·보고한다.</w:t>
       </w:r>
     </w:p>
-    <w:bookmarkEnd w:id="26"/>
-    <w:bookmarkStart w:id="30" w:name="핵심-경계"/>
+    <w:bookmarkEnd w:id="29"/>
+    <w:bookmarkStart w:id="35" w:name="핵심-경계"/>
     <w:p>
       <w:pPr>
         <w:pStyle w:val="Heading2"/>
@@ -514,7 +775,7 @@
         <w:t xml:space="preserve">6. 핵심 경계</w:t>
       </w:r>
     </w:p>
-    <w:bookmarkStart w:id="27" w:name="review와-verification"/>
+    <w:bookmarkStart w:id="30" w:name="review와-verification"/>
     <w:p>
       <w:pPr>
         <w:pStyle w:val="Heading3"/>
@@ -531,8 +792,8 @@
         <w:t xml:space="preserve">Review는 구현 또는 변경이 적절한지 판단한다. Verification은 요구사항과 정책을 실제로 만족하는지 증거로 판정한다. Review PASS가 Verification PASS를 의미하지 않으며, 두 결과는 독립 저장한다.</w:t>
       </w:r>
     </w:p>
-    <w:bookmarkEnd w:id="27"/>
-    <w:bookmarkStart w:id="28" w:name="improvement-시작-조건"/>
+    <w:bookmarkEnd w:id="30"/>
+    <w:bookmarkStart w:id="31" w:name="improvement-시작-조건"/>
     <w:p>
       <w:pPr>
         <w:pStyle w:val="Heading3"/>
@@ -549,8 +810,8 @@
         <w:t xml:space="preserve">개선은 임의 코딩 요청에서 시작하지 않는다. 반드시 검증된 Finding 또는 승인된 Review Finding에서 시작한다.</w:t>
       </w:r>
     </w:p>
-    <w:bookmarkEnd w:id="28"/>
-    <w:bookmarkStart w:id="29" w:name="learning-경계"/>
+    <w:bookmarkEnd w:id="31"/>
+    <w:bookmarkStart w:id="32" w:name="learning-경계"/>
     <w:p>
       <w:pPr>
         <w:pStyle w:val="Heading3"/>
@@ -564,12 +825,44 @@
         <w:pStyle w:val="FirstParagraph"/>
       </w:pPr>
       <w:r>
-        <w:t xml:space="preserve">학습은 범용 기업 지식관리 제품으로 확장하지 않는다. Program Learning, Behavior Learning, Improvement Learning에 한정한다.</w:t>
-      </w:r>
-    </w:p>
-    <w:bookmarkEnd w:id="29"/>
-    <w:bookmarkEnd w:id="30"/>
-    <w:bookmarkStart w:id="32" w:name="주요-산출물"/>
+        <w:t xml:space="preserve">학습은 범용 기업 지식관리 제품으로 확장하지 않는다. Program Learning, Behavior Learning, Improvement Learning, Target AI Auto-Learning(대상 프로그램의 RAG·Prompt·Agent·Model에 한정)에 한정한다.</w:t>
+      </w:r>
+    </w:p>
+    <w:bookmarkEnd w:id="32"/>
+    <w:bookmarkStart w:id="34" w:name="train-시작-조건과-배포-경계"/>
+    <w:p>
+      <w:pPr>
+        <w:pStyle w:val="Heading3"/>
+      </w:pPr>
+      <w:r>
+        <w:t xml:space="preserve">Train 시작 조건과 배포 경계</w:t>
+      </w:r>
+    </w:p>
+    <w:p>
+      <w:pPr>
+        <w:pStyle w:val="FirstParagraph"/>
+      </w:pPr>
+      <w:r>
+        <w:t xml:space="preserve">Target AI Auto-Learning도 Improvement와 동일하게 임의 요청에서 시작하지 않고 검증된 Finding 또는 승인된 목표에서만 시작한다. Training 결과는 독립 재검증(Independently Re-verify)을 통과하고 권한자 승인을 받기 전까지 운영에 배포하지 않는다. Deploy·Observe·Re-learn은 자동화 편의를 위해 승인 경계를 생략하지 않는다(</w:t>
+      </w:r>
+      <w:hyperlink r:id="rId33">
+        <w:r>
+          <w:rPr>
+            <w:rStyle w:val="Hyperlink"/>
+          </w:rPr>
+          <w:t xml:space="preserve">05_UI_UX_WORKFLOW_SPECIFICATION.md</w:t>
+        </w:r>
+      </w:hyperlink>
+      <w:r>
+        <w:t xml:space="preserve"> </w:t>
+      </w:r>
+      <w:r>
+        <w:t xml:space="preserve">§7 고위험 별도 승인).</w:t>
+      </w:r>
+    </w:p>
+    <w:bookmarkEnd w:id="34"/>
+    <w:bookmarkEnd w:id="35"/>
+    <w:bookmarkStart w:id="37" w:name="주요-산출물"/>
     <w:p>
       <w:pPr>
         <w:pStyle w:val="Heading2"/>
@@ -582,7 +875,7 @@
       <w:pPr>
         <w:numPr>
           <w:ilvl w:val="0"/>
-          <w:numId w:val="1006"/>
+          <w:numId w:val="1008"/>
         </w:numPr>
         <w:pStyle w:val="Compact"/>
       </w:pPr>
@@ -594,7 +887,7 @@
       <w:pPr>
         <w:numPr>
           <w:ilvl w:val="0"/>
-          <w:numId w:val="1006"/>
+          <w:numId w:val="1008"/>
         </w:numPr>
         <w:pStyle w:val="Compact"/>
       </w:pPr>
@@ -606,7 +899,7 @@
       <w:pPr>
         <w:numPr>
           <w:ilvl w:val="0"/>
-          <w:numId w:val="1006"/>
+          <w:numId w:val="1008"/>
         </w:numPr>
         <w:pStyle w:val="Compact"/>
       </w:pPr>
@@ -618,7 +911,7 @@
       <w:pPr>
         <w:numPr>
           <w:ilvl w:val="0"/>
-          <w:numId w:val="1006"/>
+          <w:numId w:val="1008"/>
         </w:numPr>
         <w:pStyle w:val="Compact"/>
       </w:pPr>
@@ -630,7 +923,7 @@
       <w:pPr>
         <w:numPr>
           <w:ilvl w:val="0"/>
-          <w:numId w:val="1006"/>
+          <w:numId w:val="1008"/>
         </w:numPr>
         <w:pStyle w:val="Compact"/>
       </w:pPr>
@@ -642,7 +935,7 @@
       <w:pPr>
         <w:numPr>
           <w:ilvl w:val="0"/>
-          <w:numId w:val="1006"/>
+          <w:numId w:val="1008"/>
         </w:numPr>
         <w:pStyle w:val="Compact"/>
       </w:pPr>
@@ -654,7 +947,7 @@
       <w:pPr>
         <w:numPr>
           <w:ilvl w:val="0"/>
-          <w:numId w:val="1006"/>
+          <w:numId w:val="1008"/>
         </w:numPr>
         <w:pStyle w:val="Compact"/>
       </w:pPr>
@@ -666,7 +959,7 @@
       <w:pPr>
         <w:numPr>
           <w:ilvl w:val="0"/>
-          <w:numId w:val="1006"/>
+          <w:numId w:val="1008"/>
         </w:numPr>
         <w:pStyle w:val="Compact"/>
       </w:pPr>
@@ -678,7 +971,7 @@
       <w:pPr>
         <w:numPr>
           <w:ilvl w:val="0"/>
-          <w:numId w:val="1006"/>
+          <w:numId w:val="1008"/>
         </w:numPr>
         <w:pStyle w:val="Compact"/>
       </w:pPr>
@@ -690,7 +983,7 @@
       <w:pPr>
         <w:numPr>
           <w:ilvl w:val="0"/>
-          <w:numId w:val="1006"/>
+          <w:numId w:val="1008"/>
         </w:numPr>
         <w:pStyle w:val="Compact"/>
       </w:pPr>
@@ -702,7 +995,7 @@
       <w:pPr>
         <w:numPr>
           <w:ilvl w:val="0"/>
-          <w:numId w:val="1006"/>
+          <w:numId w:val="1008"/>
         </w:numPr>
         <w:pStyle w:val="Compact"/>
       </w:pPr>
@@ -714,7 +1007,7 @@
       <w:pPr>
         <w:numPr>
           <w:ilvl w:val="0"/>
-          <w:numId w:val="1006"/>
+          <w:numId w:val="1008"/>
         </w:numPr>
         <w:pStyle w:val="Compact"/>
       </w:pPr>
@@ -726,7 +1019,7 @@
       <w:pPr>
         <w:numPr>
           <w:ilvl w:val="0"/>
-          <w:numId w:val="1006"/>
+          <w:numId w:val="1008"/>
         </w:numPr>
         <w:pStyle w:val="Compact"/>
       </w:pPr>
@@ -738,7 +1031,7 @@
       <w:pPr>
         <w:numPr>
           <w:ilvl w:val="0"/>
-          <w:numId w:val="1006"/>
+          <w:numId w:val="1008"/>
         </w:numPr>
         <w:pStyle w:val="Compact"/>
       </w:pPr>
@@ -750,7 +1043,7 @@
       <w:pPr>
         <w:numPr>
           <w:ilvl w:val="0"/>
-          <w:numId w:val="1006"/>
+          <w:numId w:val="1008"/>
         </w:numPr>
         <w:pStyle w:val="Compact"/>
       </w:pPr>
@@ -762,14 +1055,14 @@
       <w:pPr>
         <w:numPr>
           <w:ilvl w:val="0"/>
-          <w:numId w:val="1006"/>
+          <w:numId w:val="1008"/>
         </w:numPr>
         <w:pStyle w:val="Compact"/>
       </w:pPr>
       <w:r>
         <w:t xml:space="preserve">Component Model and AI Agent Methodology (</w:t>
       </w:r>
-      <w:hyperlink r:id="rId31">
+      <w:hyperlink r:id="rId36">
         <w:r>
           <w:rPr>
             <w:rStyle w:val="Hyperlink"/>
@@ -785,7 +1078,7 @@
       <w:pPr>
         <w:numPr>
           <w:ilvl w:val="0"/>
-          <w:numId w:val="1006"/>
+          <w:numId w:val="1008"/>
         </w:numPr>
         <w:pStyle w:val="Compact"/>
       </w:pPr>
@@ -793,8 +1086,8 @@
         <w:t xml:space="preserve">Knowledge Pattern Library and Recursive Detection Learning Design</w:t>
       </w:r>
     </w:p>
-    <w:bookmarkEnd w:id="32"/>
-    <w:bookmarkStart w:id="33" w:name="출시-gate"/>
+    <w:bookmarkEnd w:id="37"/>
+    <w:bookmarkStart w:id="38" w:name="출시-gate"/>
     <w:p>
       <w:pPr>
         <w:pStyle w:val="Heading2"/>
@@ -859,8 +1152,8 @@
         <w:t xml:space="preserve">- 운영 복구 및 Rollback 시험 PASS</w:t>
       </w:r>
     </w:p>
-    <w:bookmarkEnd w:id="33"/>
-    <w:bookmarkStart w:id="34" w:name="비최종-상태"/>
+    <w:bookmarkEnd w:id="38"/>
+    <w:bookmarkStart w:id="40" w:name="비최종-상태"/>
     <w:p>
       <w:pPr>
         <w:pStyle w:val="Heading2"/>
@@ -877,8 +1170,30 @@
         <w:t xml:space="preserve">문서 작성, 코드 구현, 단위시험, PR 생성만으로 Final PASS를 선언하지 않는다. 실제 환경 E2E, 독립 리뷰, Evidence 고정 전까지 모든 결과는 NON_FINAL이다.</w:t>
       </w:r>
     </w:p>
-    <w:bookmarkEnd w:id="34"/>
-    <w:bookmarkEnd w:id="35"/>
+    <w:p>
+      <w:pPr>
+        <w:pStyle w:val="BodyText"/>
+      </w:pPr>
+      <w:r>
+        <w:t xml:space="preserve">Target AI Auto-Learning(OTraining)은 다른 프로그램보다 사업성 검증이 늦은 단계다. 초기에는 GPU 학습이 필요한 전체 Model Fine-tuning까지 동시에 개발하지 않고, 재현성과 고객가치가 확인된 RAG 재인덱싱·Prompt 개선·AI 생성 코드 안정화부터 유료 Case로 시장을 검증한다(</w:t>
+      </w:r>
+      <w:hyperlink r:id="rId39">
+        <w:r>
+          <w:rPr>
+            <w:rStyle w:val="Hyperlink"/>
+          </w:rPr>
+          <w:t xml:space="preserve">01_BUSINESS_PRODUCT_SERVICE_PLAN.md</w:t>
+        </w:r>
+      </w:hyperlink>
+      <w:r>
+        <w:t xml:space="preserve"> </w:t>
+      </w:r>
+      <w:r>
+        <w:t xml:space="preserve">§11-2).</w:t>
+      </w:r>
+    </w:p>
+    <w:bookmarkEnd w:id="40"/>
+    <w:bookmarkEnd w:id="41"/>
     <w:sectPr/>
   </w:body>
 </w:document>
@@ -1080,6 +1395,12 @@
     <w:abstractNumId w:val="991"/>
   </w:num>
   <w:num w:numId="1006">
+    <w:abstractNumId w:val="991"/>
+  </w:num>
+  <w:num w:numId="1007">
+    <w:abstractNumId w:val="991"/>
+  </w:num>
+  <w:num w:numId="1008">
     <w:abstractNumId w:val="991"/>
   </w:num>
 </w:numbering>

--- a/docs/master/doc/00_ONSURE_MASTER_DESIGN_SET.docx
+++ b/docs/master/doc/00_ONSURE_MASTER_DESIGN_SET.docx
@@ -392,6 +392,56 @@
       </w:r>
       <w:r>
         <w:t xml:space="preserve">다. 검증된 근거에서만 시작하고, 자기 자신이 낸 개정을 스스로 승인하지 않으며, 독립 재검증을 통과해야 승격·배포된다. ONSure는 대상 프로그램만 재귀학습시키는 도구가 아니라, 그 재귀학습 원칙을 자기 자신의 판정 능력에도 동일하게 적용하는 도구다.</w:t>
+      </w:r>
+    </w:p>
+    <w:p>
+      <w:pPr>
+        <w:pStyle w:val="BodyText"/>
+      </w:pPr>
+      <w:r>
+        <w:t xml:space="preserve">이는 선언에 그치지 않고 순서를 강제하는 실제 계약(</w:t>
+      </w:r>
+      <w:r>
+        <w:rPr>
+          <w:rStyle w:val="VerbatimChar"/>
+        </w:rPr>
+        <w:t xml:space="preserve">contracts/learning-to-application-pipeline.v1.json</w:t>
+      </w:r>
+      <w:r>
+        <w:t xml:space="preserve">)이 있다: 학습결과를 대상 프로그램에 적용하는 것(</w:t>
+      </w:r>
+      <w:r>
+        <w:rPr>
+          <w:rStyle w:val="VerbatimChar"/>
+        </w:rPr>
+        <w:t xml:space="preserve">TARGET_PRODUCT_APPLY</w:t>
+      </w:r>
+      <w:r>
+        <w:t xml:space="preserve">, 곧 OTraining)은 ONSure가 자기 자신의 학습결과를 승격시키는 경로(OMemory,</w:t>
+      </w:r>
+      <w:r>
+        <w:t xml:space="preserve"> </w:t>
+      </w:r>
+      <w:r>
+        <w:rPr>
+          <w:rStyle w:val="VerbatimChar"/>
+        </w:rPr>
+        <w:t xml:space="preserve">VALIDATION_PACK_APPLY</w:t>
+      </w:r>
+      <w:r>
+        <w:t xml:space="preserve">)를 최소 1건</w:t>
+      </w:r>
+      <w:r>
+        <w:t xml:space="preserve"> </w:t>
+      </w:r>
+      <w:r>
+        <w:rPr>
+          <w:rStyle w:val="VerbatimChar"/>
+        </w:rPr>
+        <w:t xml:space="preserve">APPLIED_LOCKED</w:t>
+      </w:r>
+      <w:r>
+        <w:t xml:space="preserve">까지 증명하기 전까지 허용되지 않는다. 대상을 재학습시키는 도구이기 전에, 먼저 스스로를 안전하게 재학습시킬 수 있어야 한다.</w:t>
       </w:r>
     </w:p>
     <w:bookmarkEnd w:id="23"/>
